--- a/template/5-风险告知书.docx
+++ b/template/5-风险告知书.docx
@@ -24,7 +24,7 @@
     </w:p>
     <w:p>
       <w:pPr>
-        <w:pStyle w:val="8"/>
+        <w:pStyle w:val="9"/>
         <w:spacing w:before="0" w:after="0" w:line="400" w:lineRule="exact"/>
         <w:rPr>
           <w:rFonts w:ascii="Times New Roman" w:hAnsi="Times New Roman" w:eastAsia="仿宋_GB2312"/>
@@ -53,7 +53,7 @@
     </w:p>
     <w:p>
       <w:pPr>
-        <w:pStyle w:val="8"/>
+        <w:pStyle w:val="9"/>
         <w:spacing w:before="0" w:after="0" w:line="400" w:lineRule="exact"/>
         <w:ind w:left="1202" w:leftChars="228" w:hanging="723" w:hangingChars="300"/>
         <w:rPr>
@@ -73,7 +73,7 @@
     </w:p>
     <w:p>
       <w:pPr>
-        <w:pStyle w:val="8"/>
+        <w:pStyle w:val="9"/>
         <w:tabs>
           <w:tab w:val="left" w:pos="1620"/>
         </w:tabs>
@@ -99,7 +99,7 @@
     </w:p>
     <w:p>
       <w:pPr>
-        <w:pStyle w:val="8"/>
+        <w:pStyle w:val="9"/>
         <w:spacing w:before="0" w:after="0" w:line="400" w:lineRule="exact"/>
         <w:ind w:left="0" w:firstLine="480" w:firstLineChars="200"/>
         <w:rPr>
@@ -121,7 +121,7 @@
     </w:p>
     <w:p>
       <w:pPr>
-        <w:pStyle w:val="8"/>
+        <w:pStyle w:val="9"/>
         <w:tabs>
           <w:tab w:val="left" w:pos="1620"/>
         </w:tabs>
@@ -147,7 +147,7 @@
     </w:p>
     <w:p>
       <w:pPr>
-        <w:pStyle w:val="8"/>
+        <w:pStyle w:val="9"/>
         <w:tabs>
           <w:tab w:val="left" w:pos="1620"/>
         </w:tabs>
@@ -172,7 +172,7 @@
     </w:p>
     <w:p>
       <w:pPr>
-        <w:pStyle w:val="8"/>
+        <w:pStyle w:val="9"/>
         <w:spacing w:before="0" w:after="0" w:line="400" w:lineRule="exact"/>
         <w:ind w:left="0" w:firstLine="482" w:firstLineChars="200"/>
         <w:rPr>
@@ -192,7 +192,7 @@
     </w:p>
     <w:p>
       <w:pPr>
-        <w:pStyle w:val="8"/>
+        <w:pStyle w:val="9"/>
         <w:spacing w:before="0" w:after="0" w:line="400" w:lineRule="exact"/>
         <w:ind w:left="0" w:firstLine="480" w:firstLineChars="200"/>
         <w:outlineLvl w:val="0"/>
@@ -215,7 +215,7 @@
     </w:p>
     <w:p>
       <w:pPr>
-        <w:pStyle w:val="8"/>
+        <w:pStyle w:val="9"/>
         <w:spacing w:before="0" w:after="0" w:line="400" w:lineRule="exact"/>
         <w:ind w:left="0" w:firstLine="480" w:firstLineChars="200"/>
         <w:rPr>
@@ -237,7 +237,7 @@
     </w:p>
     <w:p>
       <w:pPr>
-        <w:pStyle w:val="8"/>
+        <w:pStyle w:val="9"/>
         <w:spacing w:before="0" w:after="0" w:line="400" w:lineRule="exact"/>
         <w:ind w:left="0" w:firstLine="480" w:firstLineChars="200"/>
         <w:outlineLvl w:val="0"/>
@@ -260,7 +260,7 @@
     </w:p>
     <w:p>
       <w:pPr>
-        <w:pStyle w:val="8"/>
+        <w:pStyle w:val="9"/>
         <w:spacing w:before="0" w:after="0" w:line="400" w:lineRule="exact"/>
         <w:ind w:left="0" w:firstLine="480" w:firstLineChars="200"/>
         <w:rPr>
@@ -282,7 +282,7 @@
     </w:p>
     <w:p>
       <w:pPr>
-        <w:pStyle w:val="8"/>
+        <w:pStyle w:val="9"/>
         <w:spacing w:before="0" w:after="0" w:line="400" w:lineRule="exact"/>
         <w:ind w:left="0" w:firstLine="480" w:firstLineChars="200"/>
         <w:rPr>
@@ -295,7 +295,7 @@
     </w:p>
     <w:p>
       <w:pPr>
-        <w:pStyle w:val="8"/>
+        <w:pStyle w:val="9"/>
         <w:spacing w:before="0" w:after="0" w:line="400" w:lineRule="exact"/>
         <w:ind w:left="0" w:firstLine="480" w:firstLineChars="200"/>
         <w:rPr>
@@ -317,7 +317,7 @@
     </w:p>
     <w:p>
       <w:pPr>
-        <w:pStyle w:val="8"/>
+        <w:pStyle w:val="9"/>
         <w:spacing w:before="156" w:beforeLines="50" w:after="156" w:afterLines="50" w:line="400" w:lineRule="exact"/>
         <w:ind w:hangingChars="500"/>
         <w:rPr>
@@ -327,12 +327,10 @@
           <w:szCs w:val="24"/>
         </w:rPr>
       </w:pPr>
-      <w:bookmarkStart w:id="0" w:name="_GoBack"/>
-      <w:bookmarkEnd w:id="0"/>
-    </w:p>
-    <w:p>
-      <w:pPr>
-        <w:pStyle w:val="8"/>
+    </w:p>
+    <w:p>
+      <w:pPr>
+        <w:pStyle w:val="9"/>
         <w:spacing w:before="156" w:beforeLines="50" w:after="156" w:afterLines="50" w:line="400" w:lineRule="exact"/>
         <w:ind w:hangingChars="500"/>
         <w:rPr>
@@ -353,6 +351,13 @@
       </w:r>
     </w:p>
     <w:p>
+      <w:pPr>
+        <w:pStyle w:val="5"/>
+        <w:keepNext w:val="0"/>
+        <w:keepLines w:val="0"/>
+        <w:widowControl/>
+        <w:suppressLineNumbers w:val="0"/>
+      </w:pPr>
       <w:r>
         <w:rPr>
           <w:rFonts w:ascii="Times New Roman" w:hAnsi="Times New Roman"/>
@@ -446,19 +451,19 @@
       </w:r>
       <w:r>
         <w:rPr>
-          <w:rFonts w:hint="eastAsia" w:ascii="Times New Roman" w:hAnsi="Times New Roman" w:eastAsia="仿宋_GB2312" w:cs="Times New Roman"/>
+          <w:rFonts w:ascii="Times New Roman" w:hAnsi="Times New Roman" w:eastAsia="仿宋_GB2312" w:cs="Times New Roman"/>
           <w:b w:val="0"/>
           <w:kern w:val="2"/>
           <w:sz w:val="24"/>
           <w:szCs w:val="24"/>
           <w:lang w:val="en-US" w:eastAsia="zh-CN" w:bidi="ar-SA"/>
         </w:rPr>
-        <w:t>{{evaluate_client_sign_pic}}</w:t>
-      </w:r>
-    </w:p>
-    <w:p>
-      <w:pPr>
-        <w:pStyle w:val="8"/>
+        <w:t>{{evaluate_do_start_date}}</w:t>
+      </w:r>
+    </w:p>
+    <w:p>
+      <w:pPr>
+        <w:pStyle w:val="9"/>
         <w:spacing w:before="156" w:beforeLines="50" w:after="156" w:afterLines="50" w:line="400" w:lineRule="exact"/>
         <w:ind w:left="1205" w:hanging="1200" w:hangingChars="500"/>
         <w:rPr>
@@ -471,7 +476,7 @@
     </w:p>
     <w:p>
       <w:pPr>
-        <w:pStyle w:val="8"/>
+        <w:pStyle w:val="9"/>
         <w:spacing w:before="156" w:beforeLines="50" w:after="156" w:afterLines="50" w:line="400" w:lineRule="exact"/>
         <w:ind w:left="1205" w:hanging="1205" w:hangingChars="500"/>
         <w:rPr>
@@ -572,6 +577,8 @@
         </w:rPr>
         <w:t>测评单位：{{s_name}}</w:t>
       </w:r>
+      <w:bookmarkStart w:id="0" w:name="_GoBack"/>
+      <w:bookmarkEnd w:id="0"/>
     </w:p>
     <w:p>
       <w:pPr>
@@ -593,25 +600,14 @@
       </w:r>
       <w:r>
         <w:rPr>
-          <w:rFonts w:hint="eastAsia" w:ascii="Times New Roman" w:hAnsi="Times New Roman" w:eastAsia="仿宋_GB2312" w:cs="Times New Roman"/>
+          <w:rFonts w:ascii="Times New Roman" w:hAnsi="Times New Roman" w:eastAsia="仿宋_GB2312" w:cs="Times New Roman"/>
           <w:b w:val="0"/>
           <w:kern w:val="2"/>
           <w:sz w:val="24"/>
           <w:szCs w:val="24"/>
           <w:lang w:val="en-US" w:eastAsia="zh-CN" w:bidi="ar-SA"/>
         </w:rPr>
-        <w:t>{</w:t>
-      </w:r>
-      <w:r>
-        <w:rPr>
-          <w:rFonts w:hint="eastAsia" w:ascii="Times New Roman" w:hAnsi="Times New Roman" w:eastAsia="仿宋_GB2312" w:cs="Times New Roman"/>
-          <w:b w:val="0"/>
-          <w:kern w:val="2"/>
-          <w:sz w:val="24"/>
-          <w:szCs w:val="24"/>
-          <w:lang w:val="en-US" w:eastAsia="zh-CN" w:bidi="ar-SA"/>
-        </w:rPr>
-        <w:t>{evaluate_server_sign_pic}}</w:t>
+        <w:t>{{evaluate_do_start_date}}</w:t>
       </w:r>
     </w:p>
     <w:sectPr>
@@ -966,13 +962,13 @@
       <w:lang w:val="en-US" w:eastAsia="zh-CN" w:bidi="ar-SA"/>
     </w:rPr>
   </w:style>
-  <w:style w:type="character" w:default="1" w:styleId="6">
+  <w:style w:type="character" w:default="1" w:styleId="7">
     <w:name w:val="Default Paragraph Font"/>
     <w:semiHidden/>
     <w:unhideWhenUsed/>
     <w:uiPriority w:val="1"/>
   </w:style>
-  <w:style w:type="table" w:default="1" w:styleId="5">
+  <w:style w:type="table" w:default="1" w:styleId="6">
     <w:name w:val="Normal Table"/>
     <w:semiHidden/>
     <w:unhideWhenUsed/>
@@ -1017,7 +1013,7 @@
   <w:style w:type="paragraph" w:styleId="4">
     <w:name w:val="header"/>
     <w:basedOn w:val="1"/>
-    <w:link w:val="7"/>
+    <w:link w:val="8"/>
     <w:qFormat/>
     <w:uiPriority w:val="99"/>
     <w:pPr>
@@ -1038,7 +1034,22 @@
       <w:sz w:val="18"/>
     </w:rPr>
   </w:style>
-  <w:style w:type="character" w:customStyle="1" w:styleId="7">
+  <w:style w:type="paragraph" w:styleId="5">
+    <w:name w:val="Normal (Web)"/>
+    <w:basedOn w:val="1"/>
+    <w:uiPriority w:val="0"/>
+    <w:pPr>
+      <w:spacing w:before="0" w:beforeAutospacing="1" w:after="0" w:afterAutospacing="1"/>
+      <w:ind w:left="0" w:right="0"/>
+      <w:jc w:val="left"/>
+    </w:pPr>
+    <w:rPr>
+      <w:kern w:val="0"/>
+      <w:sz w:val="24"/>
+      <w:lang w:val="en-US" w:eastAsia="zh-CN" w:bidi="ar"/>
+    </w:rPr>
+  </w:style>
+  <w:style w:type="character" w:customStyle="1" w:styleId="8">
     <w:name w:val="页眉 字符"/>
     <w:link w:val="4"/>
     <w:qFormat/>
@@ -1049,7 +1060,7 @@
       <w:sz w:val="18"/>
     </w:rPr>
   </w:style>
-  <w:style w:type="paragraph" w:customStyle="1" w:styleId="8">
+  <w:style w:type="paragraph" w:customStyle="1" w:styleId="9">
     <w:name w:val="1.1.1.1"/>
     <w:qFormat/>
     <w:uiPriority w:val="0"/>
